--- a/fuentes/CF_05_228122_Guion.docx
+++ b/fuentes/CF_05_228122_Guion.docx
@@ -1,6 +1,6 @@
 
 <file path=word/document.xml><?xml version="1.0" encoding="utf-8"?>
-<w:document xmlns:wpc="http://schemas.microsoft.com/office/word/2010/wordprocessingCanvas" xmlns:cx="http://schemas.microsoft.com/office/drawing/2014/chartex" xmlns:cx1="http://schemas.microsoft.com/office/drawing/2015/9/8/chartex" xmlns:cx2="http://schemas.microsoft.com/office/drawing/2015/10/21/chartex" xmlns:cx3="http://schemas.microsoft.com/office/drawing/2016/5/9/chartex" xmlns:cx4="http://schemas.microsoft.com/office/drawing/2016/5/10/chartex" xmlns:cx5="http://schemas.microsoft.com/office/drawing/2016/5/11/chartex" xmlns:cx6="http://schemas.microsoft.com/office/drawing/2016/5/12/chartex" xmlns:cx7="http://schemas.microsoft.com/office/drawing/2016/5/13/chartex" xmlns:cx8="http://schemas.microsoft.com/office/drawing/2016/5/14/chartex" xmlns:mc="http://schemas.openxmlformats.org/markup-compatibility/2006" xmlns:aink="http://schemas.microsoft.com/office/drawing/2016/ink" xmlns:am3d="http://schemas.microsoft.com/office/drawing/2017/model3d" xmlns:o="urn:schemas-microsoft-com:office:office" xmlns:r="http://schemas.openxmlformats.org/officeDocument/2006/relationships" xmlns:m="http://schemas.openxmlformats.org/officeDocument/2006/math" xmlns:v="urn:schemas-microsoft-com:vml" xmlns:wp14="http://schemas.microsoft.com/office/word/2010/wordprocessingDrawing" xmlns:wp="http://schemas.openxmlformats.org/drawingml/2006/wordprocessingDrawing" xmlns:w10="urn:schemas-microsoft-com:office:word" xmlns:w="http://schemas.openxmlformats.org/wordprocessingml/2006/main" xmlns:w14="http://schemas.microsoft.com/office/word/2010/wordml" xmlns:w15="http://schemas.microsoft.com/office/word/2012/wordml" xmlns:w16cex="http://schemas.microsoft.com/office/word/2018/wordml/cex" xmlns:w16cid="http://schemas.microsoft.com/office/word/2016/wordml/cid" xmlns:w16="http://schemas.microsoft.com/office/word/2018/wordml" xmlns:w16sdtdh="http://schemas.microsoft.com/office/word/2020/wordml/sdtdatahash" xmlns:w16se="http://schemas.microsoft.com/office/word/2015/wordml/symex" xmlns:wpg="http://schemas.microsoft.com/office/word/2010/wordprocessingGroup" xmlns:wpi="http://schemas.microsoft.com/office/word/2010/wordprocessingInk" xmlns:wne="http://schemas.microsoft.com/office/word/2006/wordml" xmlns:wps="http://schemas.microsoft.com/office/word/2010/wordprocessingShape" mc:Ignorable="w14 w15 w16se w16cid w16 w16cex w16sdtdh wp14">
+<w:document xmlns:wpc="http://schemas.microsoft.com/office/word/2010/wordprocessingCanvas" xmlns:cx="http://schemas.microsoft.com/office/drawing/2014/chartex" xmlns:mc="http://schemas.openxmlformats.org/markup-compatibility/2006" xmlns:o="urn:schemas-microsoft-com:office:office" xmlns:r="http://schemas.openxmlformats.org/officeDocument/2006/relationships" xmlns:m="http://schemas.openxmlformats.org/officeDocument/2006/math" xmlns:v="urn:schemas-microsoft-com:vml" xmlns:wp14="http://schemas.microsoft.com/office/word/2010/wordprocessingDrawing" xmlns:wp="http://schemas.openxmlformats.org/drawingml/2006/wordprocessingDrawing" xmlns:w10="urn:schemas-microsoft-com:office:word" xmlns:w="http://schemas.openxmlformats.org/wordprocessingml/2006/main" xmlns:w14="http://schemas.microsoft.com/office/word/2010/wordml" xmlns:w15="http://schemas.microsoft.com/office/word/2012/wordml" xmlns:w16se="http://schemas.microsoft.com/office/word/2015/wordml/symex" xmlns:wpg="http://schemas.microsoft.com/office/word/2010/wordprocessingGroup" xmlns:wpi="http://schemas.microsoft.com/office/word/2010/wordprocessingInk" xmlns:wne="http://schemas.microsoft.com/office/word/2006/wordml" xmlns:wps="http://schemas.microsoft.com/office/word/2010/wordprocessingShape" mc:Ignorable="w14 w15 w16se wp14">
   <w:body>
     <w:p>
       <w:pPr>
@@ -61,8 +61,10 @@
           <w:szCs w:val="20"/>
           <w:lang w:val="es-ES_tradnl"/>
         </w:rPr>
-        <w:t>4</w:t>
-      </w:r>
+        <w:t>5</w:t>
+      </w:r>
+      <w:bookmarkStart w:id="0" w:name="_GoBack"/>
+      <w:bookmarkEnd w:id="0"/>
     </w:p>
     <w:p>
       <w:pPr>
@@ -794,6 +796,7 @@
           <w:lang w:val="es-ES"/>
         </w:rPr>
       </w:pPr>
+      <w:proofErr w:type="gramStart"/>
       <w:r>
         <w:rPr>
           <w:rFonts w:ascii="Arial" w:hAnsi="Arial" w:cs="Arial"/>
@@ -803,7 +806,19 @@
           <w:szCs w:val="20"/>
           <w:lang w:val="es-ES"/>
         </w:rPr>
-        <w:t>TOTAL PALABRAS:</w:t>
+        <w:t>TOTAL</w:t>
+      </w:r>
+      <w:proofErr w:type="gramEnd"/>
+      <w:r>
+        <w:rPr>
+          <w:rFonts w:ascii="Arial" w:hAnsi="Arial" w:cs="Arial"/>
+          <w:b/>
+          <w:bCs/>
+          <w:sz w:val="20"/>
+          <w:szCs w:val="20"/>
+          <w:lang w:val="es-ES"/>
+        </w:rPr>
+        <w:t xml:space="preserve"> PALABRAS:</w:t>
       </w:r>
       <w:r>
         <w:rPr>
@@ -892,7 +907,7 @@
 </file>
 
 <file path=word/endnotes.xml><?xml version="1.0" encoding="utf-8"?>
-<w:endnotes xmlns:wpc="http://schemas.microsoft.com/office/word/2010/wordprocessingCanvas" xmlns:cx="http://schemas.microsoft.com/office/drawing/2014/chartex" xmlns:cx1="http://schemas.microsoft.com/office/drawing/2015/9/8/chartex" xmlns:cx2="http://schemas.microsoft.com/office/drawing/2015/10/21/chartex" xmlns:cx3="http://schemas.microsoft.com/office/drawing/2016/5/9/chartex" xmlns:cx4="http://schemas.microsoft.com/office/drawing/2016/5/10/chartex" xmlns:cx5="http://schemas.microsoft.com/office/drawing/2016/5/11/chartex" xmlns:cx6="http://schemas.microsoft.com/office/drawing/2016/5/12/chartex" xmlns:cx7="http://schemas.microsoft.com/office/drawing/2016/5/13/chartex" xmlns:cx8="http://schemas.microsoft.com/office/drawing/2016/5/14/chartex" xmlns:mc="http://schemas.openxmlformats.org/markup-compatibility/2006" xmlns:aink="http://schemas.microsoft.com/office/drawing/2016/ink" xmlns:am3d="http://schemas.microsoft.com/office/drawing/2017/model3d" xmlns:o="urn:schemas-microsoft-com:office:office" xmlns:r="http://schemas.openxmlformats.org/officeDocument/2006/relationships" xmlns:m="http://schemas.openxmlformats.org/officeDocument/2006/math" xmlns:v="urn:schemas-microsoft-com:vml" xmlns:wp14="http://schemas.microsoft.com/office/word/2010/wordprocessingDrawing" xmlns:wp="http://schemas.openxmlformats.org/drawingml/2006/wordprocessingDrawing" xmlns:w10="urn:schemas-microsoft-com:office:word" xmlns:w="http://schemas.openxmlformats.org/wordprocessingml/2006/main" xmlns:w14="http://schemas.microsoft.com/office/word/2010/wordml" xmlns:w15="http://schemas.microsoft.com/office/word/2012/wordml" xmlns:w16cex="http://schemas.microsoft.com/office/word/2018/wordml/cex" xmlns:w16cid="http://schemas.microsoft.com/office/word/2016/wordml/cid" xmlns:w16="http://schemas.microsoft.com/office/word/2018/wordml" xmlns:w16sdtdh="http://schemas.microsoft.com/office/word/2020/wordml/sdtdatahash" xmlns:w16se="http://schemas.microsoft.com/office/word/2015/wordml/symex" xmlns:wpg="http://schemas.microsoft.com/office/word/2010/wordprocessingGroup" xmlns:wpi="http://schemas.microsoft.com/office/word/2010/wordprocessingInk" xmlns:wne="http://schemas.microsoft.com/office/word/2006/wordml" xmlns:wps="http://schemas.microsoft.com/office/word/2010/wordprocessingShape" mc:Ignorable="w14 w15 w16se w16cid w16 w16cex w16sdtdh wp14">
+<w:endnotes xmlns:wpc="http://schemas.microsoft.com/office/word/2010/wordprocessingCanvas" xmlns:cx="http://schemas.microsoft.com/office/drawing/2014/chartex" xmlns:mc="http://schemas.openxmlformats.org/markup-compatibility/2006" xmlns:o="urn:schemas-microsoft-com:office:office" xmlns:r="http://schemas.openxmlformats.org/officeDocument/2006/relationships" xmlns:m="http://schemas.openxmlformats.org/officeDocument/2006/math" xmlns:v="urn:schemas-microsoft-com:vml" xmlns:wp14="http://schemas.microsoft.com/office/word/2010/wordprocessingDrawing" xmlns:wp="http://schemas.openxmlformats.org/drawingml/2006/wordprocessingDrawing" xmlns:w10="urn:schemas-microsoft-com:office:word" xmlns:w="http://schemas.openxmlformats.org/wordprocessingml/2006/main" xmlns:w14="http://schemas.microsoft.com/office/word/2010/wordml" xmlns:w15="http://schemas.microsoft.com/office/word/2012/wordml" xmlns:w16se="http://schemas.microsoft.com/office/word/2015/wordml/symex" xmlns:wpg="http://schemas.microsoft.com/office/word/2010/wordprocessingGroup" xmlns:wpi="http://schemas.microsoft.com/office/word/2010/wordprocessingInk" xmlns:wne="http://schemas.microsoft.com/office/word/2006/wordml" xmlns:wps="http://schemas.microsoft.com/office/word/2010/wordprocessingShape" mc:Ignorable="w14 w15 w16se wp14">
   <w:endnote w:type="separator" w:id="-1">
     <w:p>
       <w:pPr>
@@ -917,7 +932,7 @@
 </file>
 
 <file path=word/footer1.xml><?xml version="1.0" encoding="utf-8"?>
-<w:ftr xmlns:wpc="http://schemas.microsoft.com/office/word/2010/wordprocessingCanvas" xmlns:cx="http://schemas.microsoft.com/office/drawing/2014/chartex" xmlns:cx1="http://schemas.microsoft.com/office/drawing/2015/9/8/chartex" xmlns:cx2="http://schemas.microsoft.com/office/drawing/2015/10/21/chartex" xmlns:cx3="http://schemas.microsoft.com/office/drawing/2016/5/9/chartex" xmlns:cx4="http://schemas.microsoft.com/office/drawing/2016/5/10/chartex" xmlns:cx5="http://schemas.microsoft.com/office/drawing/2016/5/11/chartex" xmlns:cx6="http://schemas.microsoft.com/office/drawing/2016/5/12/chartex" xmlns:cx7="http://schemas.microsoft.com/office/drawing/2016/5/13/chartex" xmlns:cx8="http://schemas.microsoft.com/office/drawing/2016/5/14/chartex" xmlns:mc="http://schemas.openxmlformats.org/markup-compatibility/2006" xmlns:aink="http://schemas.microsoft.com/office/drawing/2016/ink" xmlns:am3d="http://schemas.microsoft.com/office/drawing/2017/model3d" xmlns:o="urn:schemas-microsoft-com:office:office" xmlns:r="http://schemas.openxmlformats.org/officeDocument/2006/relationships" xmlns:m="http://schemas.openxmlformats.org/officeDocument/2006/math" xmlns:v="urn:schemas-microsoft-com:vml" xmlns:wp14="http://schemas.microsoft.com/office/word/2010/wordprocessingDrawing" xmlns:wp="http://schemas.openxmlformats.org/drawingml/2006/wordprocessingDrawing" xmlns:w10="urn:schemas-microsoft-com:office:word" xmlns:w="http://schemas.openxmlformats.org/wordprocessingml/2006/main" xmlns:w14="http://schemas.microsoft.com/office/word/2010/wordml" xmlns:w15="http://schemas.microsoft.com/office/word/2012/wordml" xmlns:w16cex="http://schemas.microsoft.com/office/word/2018/wordml/cex" xmlns:w16cid="http://schemas.microsoft.com/office/word/2016/wordml/cid" xmlns:w16="http://schemas.microsoft.com/office/word/2018/wordml" xmlns:w16sdtdh="http://schemas.microsoft.com/office/word/2020/wordml/sdtdatahash" xmlns:w16se="http://schemas.microsoft.com/office/word/2015/wordml/symex" xmlns:wpg="http://schemas.microsoft.com/office/word/2010/wordprocessingGroup" xmlns:wpi="http://schemas.microsoft.com/office/word/2010/wordprocessingInk" xmlns:wne="http://schemas.microsoft.com/office/word/2006/wordml" xmlns:wps="http://schemas.microsoft.com/office/word/2010/wordprocessingShape" mc:Ignorable="w14 w15 w16se w16cid w16 w16cex w16sdtdh wp14">
+<w:ftr xmlns:wpc="http://schemas.microsoft.com/office/word/2010/wordprocessingCanvas" xmlns:cx="http://schemas.microsoft.com/office/drawing/2014/chartex" xmlns:mc="http://schemas.openxmlformats.org/markup-compatibility/2006" xmlns:o="urn:schemas-microsoft-com:office:office" xmlns:r="http://schemas.openxmlformats.org/officeDocument/2006/relationships" xmlns:m="http://schemas.openxmlformats.org/officeDocument/2006/math" xmlns:v="urn:schemas-microsoft-com:vml" xmlns:wp14="http://schemas.microsoft.com/office/word/2010/wordprocessingDrawing" xmlns:wp="http://schemas.openxmlformats.org/drawingml/2006/wordprocessingDrawing" xmlns:w10="urn:schemas-microsoft-com:office:word" xmlns:w="http://schemas.openxmlformats.org/wordprocessingml/2006/main" xmlns:w14="http://schemas.microsoft.com/office/word/2010/wordml" xmlns:w15="http://schemas.microsoft.com/office/word/2012/wordml" xmlns:w16se="http://schemas.microsoft.com/office/word/2015/wordml/symex" xmlns:wpg="http://schemas.microsoft.com/office/word/2010/wordprocessingGroup" xmlns:wpi="http://schemas.microsoft.com/office/word/2010/wordprocessingInk" xmlns:wne="http://schemas.microsoft.com/office/word/2006/wordml" xmlns:wps="http://schemas.microsoft.com/office/word/2010/wordprocessingShape" mc:Ignorable="w14 w15 w16se wp14">
   <w:p>
     <w:pPr>
       <w:pStyle w:val="Piedepgina"/>
@@ -981,7 +996,7 @@
 </file>
 
 <file path=word/footer2.xml><?xml version="1.0" encoding="utf-8"?>
-<w:ftr xmlns:wpc="http://schemas.microsoft.com/office/word/2010/wordprocessingCanvas" xmlns:cx="http://schemas.microsoft.com/office/drawing/2014/chartex" xmlns:cx1="http://schemas.microsoft.com/office/drawing/2015/9/8/chartex" xmlns:cx2="http://schemas.microsoft.com/office/drawing/2015/10/21/chartex" xmlns:cx3="http://schemas.microsoft.com/office/drawing/2016/5/9/chartex" xmlns:cx4="http://schemas.microsoft.com/office/drawing/2016/5/10/chartex" xmlns:cx5="http://schemas.microsoft.com/office/drawing/2016/5/11/chartex" xmlns:cx6="http://schemas.microsoft.com/office/drawing/2016/5/12/chartex" xmlns:cx7="http://schemas.microsoft.com/office/drawing/2016/5/13/chartex" xmlns:cx8="http://schemas.microsoft.com/office/drawing/2016/5/14/chartex" xmlns:mc="http://schemas.openxmlformats.org/markup-compatibility/2006" xmlns:aink="http://schemas.microsoft.com/office/drawing/2016/ink" xmlns:am3d="http://schemas.microsoft.com/office/drawing/2017/model3d" xmlns:o="urn:schemas-microsoft-com:office:office" xmlns:r="http://schemas.openxmlformats.org/officeDocument/2006/relationships" xmlns:m="http://schemas.openxmlformats.org/officeDocument/2006/math" xmlns:v="urn:schemas-microsoft-com:vml" xmlns:wp14="http://schemas.microsoft.com/office/word/2010/wordprocessingDrawing" xmlns:wp="http://schemas.openxmlformats.org/drawingml/2006/wordprocessingDrawing" xmlns:w10="urn:schemas-microsoft-com:office:word" xmlns:w="http://schemas.openxmlformats.org/wordprocessingml/2006/main" xmlns:w14="http://schemas.microsoft.com/office/word/2010/wordml" xmlns:w15="http://schemas.microsoft.com/office/word/2012/wordml" xmlns:w16cex="http://schemas.microsoft.com/office/word/2018/wordml/cex" xmlns:w16cid="http://schemas.microsoft.com/office/word/2016/wordml/cid" xmlns:w16="http://schemas.microsoft.com/office/word/2018/wordml" xmlns:w16sdtdh="http://schemas.microsoft.com/office/word/2020/wordml/sdtdatahash" xmlns:w16se="http://schemas.microsoft.com/office/word/2015/wordml/symex" xmlns:wpg="http://schemas.microsoft.com/office/word/2010/wordprocessingGroup" xmlns:wpi="http://schemas.microsoft.com/office/word/2010/wordprocessingInk" xmlns:wne="http://schemas.microsoft.com/office/word/2006/wordml" xmlns:wps="http://schemas.microsoft.com/office/word/2010/wordprocessingShape" mc:Ignorable="w14 w15 w16se w16cid w16 w16cex w16sdtdh wp14">
+<w:ftr xmlns:wpc="http://schemas.microsoft.com/office/word/2010/wordprocessingCanvas" xmlns:cx="http://schemas.microsoft.com/office/drawing/2014/chartex" xmlns:mc="http://schemas.openxmlformats.org/markup-compatibility/2006" xmlns:o="urn:schemas-microsoft-com:office:office" xmlns:r="http://schemas.openxmlformats.org/officeDocument/2006/relationships" xmlns:m="http://schemas.openxmlformats.org/officeDocument/2006/math" xmlns:v="urn:schemas-microsoft-com:vml" xmlns:wp14="http://schemas.microsoft.com/office/word/2010/wordprocessingDrawing" xmlns:wp="http://schemas.openxmlformats.org/drawingml/2006/wordprocessingDrawing" xmlns:w10="urn:schemas-microsoft-com:office:word" xmlns:w="http://schemas.openxmlformats.org/wordprocessingml/2006/main" xmlns:w14="http://schemas.microsoft.com/office/word/2010/wordml" xmlns:w15="http://schemas.microsoft.com/office/word/2012/wordml" xmlns:w16se="http://schemas.microsoft.com/office/word/2015/wordml/symex" xmlns:wpg="http://schemas.microsoft.com/office/word/2010/wordprocessingGroup" xmlns:wpi="http://schemas.microsoft.com/office/word/2010/wordprocessingInk" xmlns:wne="http://schemas.microsoft.com/office/word/2006/wordml" xmlns:wps="http://schemas.microsoft.com/office/word/2010/wordprocessingShape" mc:Ignorable="w14 w15 w16se wp14">
   <w:p>
     <w:pPr>
       <w:tabs>
@@ -1005,7 +1020,7 @@
 </file>
 
 <file path=word/footnotes.xml><?xml version="1.0" encoding="utf-8"?>
-<w:footnotes xmlns:wpc="http://schemas.microsoft.com/office/word/2010/wordprocessingCanvas" xmlns:cx="http://schemas.microsoft.com/office/drawing/2014/chartex" xmlns:cx1="http://schemas.microsoft.com/office/drawing/2015/9/8/chartex" xmlns:cx2="http://schemas.microsoft.com/office/drawing/2015/10/21/chartex" xmlns:cx3="http://schemas.microsoft.com/office/drawing/2016/5/9/chartex" xmlns:cx4="http://schemas.microsoft.com/office/drawing/2016/5/10/chartex" xmlns:cx5="http://schemas.microsoft.com/office/drawing/2016/5/11/chartex" xmlns:cx6="http://schemas.microsoft.com/office/drawing/2016/5/12/chartex" xmlns:cx7="http://schemas.microsoft.com/office/drawing/2016/5/13/chartex" xmlns:cx8="http://schemas.microsoft.com/office/drawing/2016/5/14/chartex" xmlns:mc="http://schemas.openxmlformats.org/markup-compatibility/2006" xmlns:aink="http://schemas.microsoft.com/office/drawing/2016/ink" xmlns:am3d="http://schemas.microsoft.com/office/drawing/2017/model3d" xmlns:o="urn:schemas-microsoft-com:office:office" xmlns:r="http://schemas.openxmlformats.org/officeDocument/2006/relationships" xmlns:m="http://schemas.openxmlformats.org/officeDocument/2006/math" xmlns:v="urn:schemas-microsoft-com:vml" xmlns:wp14="http://schemas.microsoft.com/office/word/2010/wordprocessingDrawing" xmlns:wp="http://schemas.openxmlformats.org/drawingml/2006/wordprocessingDrawing" xmlns:w10="urn:schemas-microsoft-com:office:word" xmlns:w="http://schemas.openxmlformats.org/wordprocessingml/2006/main" xmlns:w14="http://schemas.microsoft.com/office/word/2010/wordml" xmlns:w15="http://schemas.microsoft.com/office/word/2012/wordml" xmlns:w16cex="http://schemas.microsoft.com/office/word/2018/wordml/cex" xmlns:w16cid="http://schemas.microsoft.com/office/word/2016/wordml/cid" xmlns:w16="http://schemas.microsoft.com/office/word/2018/wordml" xmlns:w16sdtdh="http://schemas.microsoft.com/office/word/2020/wordml/sdtdatahash" xmlns:w16se="http://schemas.microsoft.com/office/word/2015/wordml/symex" xmlns:wpg="http://schemas.microsoft.com/office/word/2010/wordprocessingGroup" xmlns:wpi="http://schemas.microsoft.com/office/word/2010/wordprocessingInk" xmlns:wne="http://schemas.microsoft.com/office/word/2006/wordml" xmlns:wps="http://schemas.microsoft.com/office/word/2010/wordprocessingShape" mc:Ignorable="w14 w15 w16se w16cid w16 w16cex w16sdtdh wp14">
+<w:footnotes xmlns:wpc="http://schemas.microsoft.com/office/word/2010/wordprocessingCanvas" xmlns:cx="http://schemas.microsoft.com/office/drawing/2014/chartex" xmlns:mc="http://schemas.openxmlformats.org/markup-compatibility/2006" xmlns:o="urn:schemas-microsoft-com:office:office" xmlns:r="http://schemas.openxmlformats.org/officeDocument/2006/relationships" xmlns:m="http://schemas.openxmlformats.org/officeDocument/2006/math" xmlns:v="urn:schemas-microsoft-com:vml" xmlns:wp14="http://schemas.microsoft.com/office/word/2010/wordprocessingDrawing" xmlns:wp="http://schemas.openxmlformats.org/drawingml/2006/wordprocessingDrawing" xmlns:w10="urn:schemas-microsoft-com:office:word" xmlns:w="http://schemas.openxmlformats.org/wordprocessingml/2006/main" xmlns:w14="http://schemas.microsoft.com/office/word/2010/wordml" xmlns:w15="http://schemas.microsoft.com/office/word/2012/wordml" xmlns:w16se="http://schemas.microsoft.com/office/word/2015/wordml/symex" xmlns:wpg="http://schemas.microsoft.com/office/word/2010/wordprocessingGroup" xmlns:wpi="http://schemas.microsoft.com/office/word/2010/wordprocessingInk" xmlns:wne="http://schemas.microsoft.com/office/word/2006/wordml" xmlns:wps="http://schemas.microsoft.com/office/word/2010/wordprocessingShape" mc:Ignorable="w14 w15 w16se wp14">
   <w:footnote w:type="separator" w:id="-1">
     <w:p>
       <w:pPr>
@@ -1030,7 +1045,7 @@
 </file>
 
 <file path=word/header1.xml><?xml version="1.0" encoding="utf-8"?>
-<w:hdr xmlns:wpc="http://schemas.microsoft.com/office/word/2010/wordprocessingCanvas" xmlns:cx="http://schemas.microsoft.com/office/drawing/2014/chartex" xmlns:cx1="http://schemas.microsoft.com/office/drawing/2015/9/8/chartex" xmlns:cx2="http://schemas.microsoft.com/office/drawing/2015/10/21/chartex" xmlns:cx3="http://schemas.microsoft.com/office/drawing/2016/5/9/chartex" xmlns:cx4="http://schemas.microsoft.com/office/drawing/2016/5/10/chartex" xmlns:cx5="http://schemas.microsoft.com/office/drawing/2016/5/11/chartex" xmlns:cx6="http://schemas.microsoft.com/office/drawing/2016/5/12/chartex" xmlns:cx7="http://schemas.microsoft.com/office/drawing/2016/5/13/chartex" xmlns:cx8="http://schemas.microsoft.com/office/drawing/2016/5/14/chartex" xmlns:mc="http://schemas.openxmlformats.org/markup-compatibility/2006" xmlns:aink="http://schemas.microsoft.com/office/drawing/2016/ink" xmlns:am3d="http://schemas.microsoft.com/office/drawing/2017/model3d" xmlns:o="urn:schemas-microsoft-com:office:office" xmlns:r="http://schemas.openxmlformats.org/officeDocument/2006/relationships" xmlns:m="http://schemas.openxmlformats.org/officeDocument/2006/math" xmlns:v="urn:schemas-microsoft-com:vml" xmlns:wp14="http://schemas.microsoft.com/office/word/2010/wordprocessingDrawing" xmlns:wp="http://schemas.openxmlformats.org/drawingml/2006/wordprocessingDrawing" xmlns:w10="urn:schemas-microsoft-com:office:word" xmlns:w="http://schemas.openxmlformats.org/wordprocessingml/2006/main" xmlns:w14="http://schemas.microsoft.com/office/word/2010/wordml" xmlns:w15="http://schemas.microsoft.com/office/word/2012/wordml" xmlns:w16cex="http://schemas.microsoft.com/office/word/2018/wordml/cex" xmlns:w16cid="http://schemas.microsoft.com/office/word/2016/wordml/cid" xmlns:w16="http://schemas.microsoft.com/office/word/2018/wordml" xmlns:w16sdtdh="http://schemas.microsoft.com/office/word/2020/wordml/sdtdatahash" xmlns:w16se="http://schemas.microsoft.com/office/word/2015/wordml/symex" xmlns:wpg="http://schemas.microsoft.com/office/word/2010/wordprocessingGroup" xmlns:wpi="http://schemas.microsoft.com/office/word/2010/wordprocessingInk" xmlns:wne="http://schemas.microsoft.com/office/word/2006/wordml" xmlns:wps="http://schemas.microsoft.com/office/word/2010/wordprocessingShape" mc:Ignorable="w14 w15 w16se w16cid w16 w16cex w16sdtdh wp14">
+<w:hdr xmlns:wpc="http://schemas.microsoft.com/office/word/2010/wordprocessingCanvas" xmlns:cx="http://schemas.microsoft.com/office/drawing/2014/chartex" xmlns:mc="http://schemas.openxmlformats.org/markup-compatibility/2006" xmlns:o="urn:schemas-microsoft-com:office:office" xmlns:r="http://schemas.openxmlformats.org/officeDocument/2006/relationships" xmlns:m="http://schemas.openxmlformats.org/officeDocument/2006/math" xmlns:v="urn:schemas-microsoft-com:vml" xmlns:wp14="http://schemas.microsoft.com/office/word/2010/wordprocessingDrawing" xmlns:wp="http://schemas.openxmlformats.org/drawingml/2006/wordprocessingDrawing" xmlns:w10="urn:schemas-microsoft-com:office:word" xmlns:w="http://schemas.openxmlformats.org/wordprocessingml/2006/main" xmlns:w14="http://schemas.microsoft.com/office/word/2010/wordml" xmlns:w15="http://schemas.microsoft.com/office/word/2012/wordml" xmlns:w16se="http://schemas.microsoft.com/office/word/2015/wordml/symex" xmlns:wpg="http://schemas.microsoft.com/office/word/2010/wordprocessingGroup" xmlns:wpi="http://schemas.microsoft.com/office/word/2010/wordprocessingInk" xmlns:wne="http://schemas.microsoft.com/office/word/2006/wordml" xmlns:wps="http://schemas.microsoft.com/office/word/2010/wordprocessingShape" mc:Ignorable="w14 w15 w16se wp14">
   <w:p>
     <w:pPr>
       <w:pStyle w:val="Encabezado"/>
@@ -1108,7 +1123,7 @@
 </file>
 
 <file path=word/numbering.xml><?xml version="1.0" encoding="utf-8"?>
-<w:numbering xmlns:wpc="http://schemas.microsoft.com/office/word/2010/wordprocessingCanvas" xmlns:cx="http://schemas.microsoft.com/office/drawing/2014/chartex" xmlns:cx1="http://schemas.microsoft.com/office/drawing/2015/9/8/chartex" xmlns:cx2="http://schemas.microsoft.com/office/drawing/2015/10/21/chartex" xmlns:cx3="http://schemas.microsoft.com/office/drawing/2016/5/9/chartex" xmlns:cx4="http://schemas.microsoft.com/office/drawing/2016/5/10/chartex" xmlns:cx5="http://schemas.microsoft.com/office/drawing/2016/5/11/chartex" xmlns:cx6="http://schemas.microsoft.com/office/drawing/2016/5/12/chartex" xmlns:cx7="http://schemas.microsoft.com/office/drawing/2016/5/13/chartex" xmlns:cx8="http://schemas.microsoft.com/office/drawing/2016/5/14/chartex" xmlns:mc="http://schemas.openxmlformats.org/markup-compatibility/2006" xmlns:aink="http://schemas.microsoft.com/office/drawing/2016/ink" xmlns:am3d="http://schemas.microsoft.com/office/drawing/2017/model3d" xmlns:o="urn:schemas-microsoft-com:office:office" xmlns:r="http://schemas.openxmlformats.org/officeDocument/2006/relationships" xmlns:m="http://schemas.openxmlformats.org/officeDocument/2006/math" xmlns:v="urn:schemas-microsoft-com:vml" xmlns:wp14="http://schemas.microsoft.com/office/word/2010/wordprocessingDrawing" xmlns:wp="http://schemas.openxmlformats.org/drawingml/2006/wordprocessingDrawing" xmlns:w10="urn:schemas-microsoft-com:office:word" xmlns:w="http://schemas.openxmlformats.org/wordprocessingml/2006/main" xmlns:w14="http://schemas.microsoft.com/office/word/2010/wordml" xmlns:w15="http://schemas.microsoft.com/office/word/2012/wordml" xmlns:w16cex="http://schemas.microsoft.com/office/word/2018/wordml/cex" xmlns:w16cid="http://schemas.microsoft.com/office/word/2016/wordml/cid" xmlns:w16="http://schemas.microsoft.com/office/word/2018/wordml" xmlns:w16sdtdh="http://schemas.microsoft.com/office/word/2020/wordml/sdtdatahash" xmlns:w16se="http://schemas.microsoft.com/office/word/2015/wordml/symex" xmlns:wpg="http://schemas.microsoft.com/office/word/2010/wordprocessingGroup" xmlns:wpi="http://schemas.microsoft.com/office/word/2010/wordprocessingInk" xmlns:wne="http://schemas.microsoft.com/office/word/2006/wordml" xmlns:wps="http://schemas.microsoft.com/office/word/2010/wordprocessingShape" mc:Ignorable="w14 w15 w16se w16cid w16 w16cex w16sdtdh wp14">
+<w:numbering xmlns:wpc="http://schemas.microsoft.com/office/word/2010/wordprocessingCanvas" xmlns:cx="http://schemas.microsoft.com/office/drawing/2014/chartex" xmlns:mc="http://schemas.openxmlformats.org/markup-compatibility/2006" xmlns:o="urn:schemas-microsoft-com:office:office" xmlns:r="http://schemas.openxmlformats.org/officeDocument/2006/relationships" xmlns:m="http://schemas.openxmlformats.org/officeDocument/2006/math" xmlns:v="urn:schemas-microsoft-com:vml" xmlns:wp14="http://schemas.microsoft.com/office/word/2010/wordprocessingDrawing" xmlns:wp="http://schemas.openxmlformats.org/drawingml/2006/wordprocessingDrawing" xmlns:w10="urn:schemas-microsoft-com:office:word" xmlns:w="http://schemas.openxmlformats.org/wordprocessingml/2006/main" xmlns:w14="http://schemas.microsoft.com/office/word/2010/wordml" xmlns:w15="http://schemas.microsoft.com/office/word/2012/wordml" xmlns:w16se="http://schemas.microsoft.com/office/word/2015/wordml/symex" xmlns:wpg="http://schemas.microsoft.com/office/word/2010/wordprocessingGroup" xmlns:wpi="http://schemas.microsoft.com/office/word/2010/wordprocessingInk" xmlns:wne="http://schemas.microsoft.com/office/word/2006/wordml" xmlns:wps="http://schemas.microsoft.com/office/word/2010/wordprocessingShape" mc:Ignorable="w14 w15 w16se wp14">
   <w:abstractNum w:abstractNumId="0" w15:restartNumberingAfterBreak="0">
     <w:nsid w:val="177B0714"/>
     <w:multiLevelType w:val="hybridMultilevel"/>
@@ -1470,7 +1485,7 @@
 </file>
 
 <file path=word/styles.xml><?xml version="1.0" encoding="utf-8"?>
-<w:styles xmlns:mc="http://schemas.openxmlformats.org/markup-compatibility/2006" xmlns:r="http://schemas.openxmlformats.org/officeDocument/2006/relationships" xmlns:w="http://schemas.openxmlformats.org/wordprocessingml/2006/main" xmlns:w14="http://schemas.microsoft.com/office/word/2010/wordml" xmlns:w15="http://schemas.microsoft.com/office/word/2012/wordml" xmlns:w16cex="http://schemas.microsoft.com/office/word/2018/wordml/cex" xmlns:w16cid="http://schemas.microsoft.com/office/word/2016/wordml/cid" xmlns:w16="http://schemas.microsoft.com/office/word/2018/wordml" xmlns:w16sdtdh="http://schemas.microsoft.com/office/word/2020/wordml/sdtdatahash" xmlns:w16se="http://schemas.microsoft.com/office/word/2015/wordml/symex" mc:Ignorable="w14 w15 w16se w16cid w16 w16cex w16sdtdh">
+<w:styles xmlns:mc="http://schemas.openxmlformats.org/markup-compatibility/2006" xmlns:r="http://schemas.openxmlformats.org/officeDocument/2006/relationships" xmlns:w="http://schemas.openxmlformats.org/wordprocessingml/2006/main" xmlns:w14="http://schemas.microsoft.com/office/word/2010/wordml" xmlns:w15="http://schemas.microsoft.com/office/word/2012/wordml" xmlns:w16se="http://schemas.microsoft.com/office/word/2015/wordml/symex" mc:Ignorable="w14 w15 w16se">
   <w:docDefaults>
     <w:rPrDefault>
       <w:rPr>
@@ -1482,7 +1497,7 @@
     </w:rPrDefault>
     <w:pPrDefault/>
   </w:docDefaults>
-  <w:latentStyles w:defLockedState="0" w:defUIPriority="99" w:defSemiHidden="0" w:defUnhideWhenUsed="0" w:defQFormat="0" w:count="376">
+  <w:latentStyles w:defLockedState="0" w:defUIPriority="99" w:defSemiHidden="0" w:defUnhideWhenUsed="0" w:defQFormat="0" w:count="371">
     <w:lsdException w:name="Normal" w:uiPriority="0" w:qFormat="1"/>
     <w:lsdException w:name="heading 1" w:uiPriority="9" w:qFormat="1"/>
     <w:lsdException w:name="heading 2" w:semiHidden="1" w:uiPriority="9" w:unhideWhenUsed="1" w:qFormat="1"/>
@@ -1854,11 +1869,6 @@
     <w:lsdException w:name="List Table 5 Dark Accent 6" w:uiPriority="50"/>
     <w:lsdException w:name="List Table 6 Colorful Accent 6" w:uiPriority="51"/>
     <w:lsdException w:name="List Table 7 Colorful Accent 6" w:uiPriority="52"/>
-    <w:lsdException w:name="Mention" w:semiHidden="1" w:unhideWhenUsed="1"/>
-    <w:lsdException w:name="Smart Hyperlink" w:semiHidden="1" w:unhideWhenUsed="1"/>
-    <w:lsdException w:name="Hashtag" w:semiHidden="1" w:unhideWhenUsed="1"/>
-    <w:lsdException w:name="Unresolved Mention" w:semiHidden="1" w:unhideWhenUsed="1"/>
-    <w:lsdException w:name="Smart Link" w:semiHidden="1" w:unhideWhenUsed="1"/>
   </w:latentStyles>
   <w:style w:type="paragraph" w:default="1" w:styleId="Normal">
     <w:name w:val="Normal"/>
@@ -2029,7 +2039,7 @@
 </file>
 
 <file path=word/glossary/document.xml><?xml version="1.0" encoding="utf-8"?>
-<w:glossaryDocument xmlns:wpc="http://schemas.microsoft.com/office/word/2010/wordprocessingCanvas" xmlns:cx="http://schemas.microsoft.com/office/drawing/2014/chartex" xmlns:cx1="http://schemas.microsoft.com/office/drawing/2015/9/8/chartex" xmlns:cx2="http://schemas.microsoft.com/office/drawing/2015/10/21/chartex" xmlns:cx3="http://schemas.microsoft.com/office/drawing/2016/5/9/chartex" xmlns:cx4="http://schemas.microsoft.com/office/drawing/2016/5/10/chartex" xmlns:cx5="http://schemas.microsoft.com/office/drawing/2016/5/11/chartex" xmlns:cx6="http://schemas.microsoft.com/office/drawing/2016/5/12/chartex" xmlns:cx7="http://schemas.microsoft.com/office/drawing/2016/5/13/chartex" xmlns:cx8="http://schemas.microsoft.com/office/drawing/2016/5/14/chartex" xmlns:mc="http://schemas.openxmlformats.org/markup-compatibility/2006" xmlns:aink="http://schemas.microsoft.com/office/drawing/2016/ink" xmlns:am3d="http://schemas.microsoft.com/office/drawing/2017/model3d" xmlns:o="urn:schemas-microsoft-com:office:office" xmlns:r="http://schemas.openxmlformats.org/officeDocument/2006/relationships" xmlns:m="http://schemas.openxmlformats.org/officeDocument/2006/math" xmlns:v="urn:schemas-microsoft-com:vml" xmlns:wp14="http://schemas.microsoft.com/office/word/2010/wordprocessingDrawing" xmlns:wp="http://schemas.openxmlformats.org/drawingml/2006/wordprocessingDrawing" xmlns:w10="urn:schemas-microsoft-com:office:word" xmlns:w="http://schemas.openxmlformats.org/wordprocessingml/2006/main" xmlns:w14="http://schemas.microsoft.com/office/word/2010/wordml" xmlns:w15="http://schemas.microsoft.com/office/word/2012/wordml" xmlns:w16cex="http://schemas.microsoft.com/office/word/2018/wordml/cex" xmlns:w16cid="http://schemas.microsoft.com/office/word/2016/wordml/cid" xmlns:w16="http://schemas.microsoft.com/office/word/2018/wordml" xmlns:w16sdtdh="http://schemas.microsoft.com/office/word/2020/wordml/sdtdatahash" xmlns:w16se="http://schemas.microsoft.com/office/word/2015/wordml/symex" xmlns:wpg="http://schemas.microsoft.com/office/word/2010/wordprocessingGroup" xmlns:wpi="http://schemas.microsoft.com/office/word/2010/wordprocessingInk" xmlns:wne="http://schemas.microsoft.com/office/word/2006/wordml" xmlns:wps="http://schemas.microsoft.com/office/word/2010/wordprocessingShape" mc:Ignorable="w14 w15 w16se w16cid w16 w16cex w16sdtdh wp14">
+<w:glossaryDocument xmlns:wpc="http://schemas.microsoft.com/office/word/2010/wordprocessingCanvas" xmlns:cx="http://schemas.microsoft.com/office/drawing/2014/chartex" xmlns:mc="http://schemas.openxmlformats.org/markup-compatibility/2006" xmlns:o="urn:schemas-microsoft-com:office:office" xmlns:r="http://schemas.openxmlformats.org/officeDocument/2006/relationships" xmlns:m="http://schemas.openxmlformats.org/officeDocument/2006/math" xmlns:v="urn:schemas-microsoft-com:vml" xmlns:wp14="http://schemas.microsoft.com/office/word/2010/wordprocessingDrawing" xmlns:wp="http://schemas.openxmlformats.org/drawingml/2006/wordprocessingDrawing" xmlns:w10="urn:schemas-microsoft-com:office:word" xmlns:w="http://schemas.openxmlformats.org/wordprocessingml/2006/main" xmlns:w14="http://schemas.microsoft.com/office/word/2010/wordml" xmlns:w15="http://schemas.microsoft.com/office/word/2012/wordml" xmlns:w16se="http://schemas.microsoft.com/office/word/2015/wordml/symex" xmlns:wpg="http://schemas.microsoft.com/office/word/2010/wordprocessingGroup" xmlns:wpi="http://schemas.microsoft.com/office/word/2010/wordprocessingInk" xmlns:wne="http://schemas.microsoft.com/office/word/2006/wordml" xmlns:wps="http://schemas.microsoft.com/office/word/2010/wordprocessingShape" mc:Ignorable="w14 w15 w16se wp14">
   <w:docParts>
     <w:docPart>
       <w:docPartPr>
@@ -2123,7 +2133,7 @@
 </file>
 
 <file path=word/glossary/fontTable.xml><?xml version="1.0" encoding="utf-8"?>
-<w:fonts xmlns:mc="http://schemas.openxmlformats.org/markup-compatibility/2006" xmlns:r="http://schemas.openxmlformats.org/officeDocument/2006/relationships" xmlns:w="http://schemas.openxmlformats.org/wordprocessingml/2006/main" xmlns:w14="http://schemas.microsoft.com/office/word/2010/wordml" xmlns:w15="http://schemas.microsoft.com/office/word/2012/wordml" xmlns:w16cex="http://schemas.microsoft.com/office/word/2018/wordml/cex" xmlns:w16cid="http://schemas.microsoft.com/office/word/2016/wordml/cid" xmlns:w16="http://schemas.microsoft.com/office/word/2018/wordml" xmlns:w16sdtdh="http://schemas.microsoft.com/office/word/2020/wordml/sdtdatahash" xmlns:w16se="http://schemas.microsoft.com/office/word/2015/wordml/symex" mc:Ignorable="w14 w15 w16se w16cid w16 w16cex w16sdtdh">
+<w:fonts xmlns:mc="http://schemas.openxmlformats.org/markup-compatibility/2006" xmlns:r="http://schemas.openxmlformats.org/officeDocument/2006/relationships" xmlns:w="http://schemas.openxmlformats.org/wordprocessingml/2006/main" xmlns:w14="http://schemas.microsoft.com/office/word/2010/wordml" xmlns:w15="http://schemas.microsoft.com/office/word/2012/wordml" xmlns:w16se="http://schemas.microsoft.com/office/word/2015/wordml/symex" mc:Ignorable="w14 w15 w16se">
   <w:font w:name="Symbol">
     <w:panose1 w:val="05050102010706020507"/>
     <w:charset w:val="02"/>
@@ -2136,7 +2146,7 @@
     <w:charset w:val="00"/>
     <w:family w:val="roman"/>
     <w:pitch w:val="variable"/>
-    <w:sig w:usb0="E0002AFF" w:usb1="C0007841" w:usb2="00000009" w:usb3="00000000" w:csb0="000001FF" w:csb1="00000000"/>
+    <w:sig w:usb0="E0002EFF" w:usb1="C000785B" w:usb2="00000009" w:usb3="00000000" w:csb0="000001FF" w:csb1="00000000"/>
   </w:font>
   <w:font w:name="Courier New">
     <w:panose1 w:val="02070309020205020404"/>
@@ -2189,10 +2199,11 @@
     <w:sig w:usb0="E0002EFF" w:usb1="C000785B" w:usb2="00000009" w:usb3="00000000" w:csb0="000001FF" w:csb1="00000000"/>
   </w:font>
   <w:font w:name="Raleway">
+    <w:altName w:val="Times New Roman"/>
     <w:charset w:val="00"/>
     <w:family w:val="auto"/>
     <w:pitch w:val="variable"/>
-    <w:sig w:usb0="A00002FF" w:usb1="5000205B" w:usb2="00000000" w:usb3="00000000" w:csb0="00000197" w:csb1="00000000"/>
+    <w:sig w:usb0="00000001" w:usb1="5000205B" w:usb2="00000000" w:usb3="00000000" w:csb0="00000197" w:csb1="00000000"/>
   </w:font>
   <w:font w:name="MS Gothic">
     <w:altName w:val="ＭＳ ゴシック"/>
@@ -2203,6 +2214,7 @@
     <w:sig w:usb0="E00002FF" w:usb1="6AC7FDFB" w:usb2="08000012" w:usb3="00000000" w:csb0="0002009F" w:csb1="00000000"/>
   </w:font>
   <w:font w:name="Yu Mincho">
+    <w:altName w:val="游明朝"/>
     <w:charset w:val="80"/>
     <w:family w:val="roman"/>
     <w:pitch w:val="variable"/>
@@ -2226,7 +2238,7 @@
 </file>
 
 <file path=word/glossary/settings.xml><?xml version="1.0" encoding="utf-8"?>
-<w:settings xmlns:mc="http://schemas.openxmlformats.org/markup-compatibility/2006" xmlns:o="urn:schemas-microsoft-com:office:office" xmlns:r="http://schemas.openxmlformats.org/officeDocument/2006/relationships" xmlns:m="http://schemas.openxmlformats.org/officeDocument/2006/math" xmlns:v="urn:schemas-microsoft-com:vml" xmlns:w10="urn:schemas-microsoft-com:office:word" xmlns:w="http://schemas.openxmlformats.org/wordprocessingml/2006/main" xmlns:w14="http://schemas.microsoft.com/office/word/2010/wordml" xmlns:w15="http://schemas.microsoft.com/office/word/2012/wordml" xmlns:w16cex="http://schemas.microsoft.com/office/word/2018/wordml/cex" xmlns:w16cid="http://schemas.microsoft.com/office/word/2016/wordml/cid" xmlns:w16="http://schemas.microsoft.com/office/word/2018/wordml" xmlns:w16sdtdh="http://schemas.microsoft.com/office/word/2020/wordml/sdtdatahash" xmlns:w16se="http://schemas.microsoft.com/office/word/2015/wordml/symex" xmlns:sl="http://schemas.openxmlformats.org/schemaLibrary/2006/main" mc:Ignorable="w14 w15 w16se w16cid w16 w16cex w16sdtdh">
+<w:settings xmlns:mc="http://schemas.openxmlformats.org/markup-compatibility/2006" xmlns:o="urn:schemas-microsoft-com:office:office" xmlns:r="http://schemas.openxmlformats.org/officeDocument/2006/relationships" xmlns:m="http://schemas.openxmlformats.org/officeDocument/2006/math" xmlns:v="urn:schemas-microsoft-com:vml" xmlns:w10="urn:schemas-microsoft-com:office:word" xmlns:w="http://schemas.openxmlformats.org/wordprocessingml/2006/main" xmlns:w14="http://schemas.microsoft.com/office/word/2010/wordml" xmlns:w15="http://schemas.microsoft.com/office/word/2012/wordml" xmlns:w16se="http://schemas.microsoft.com/office/word/2015/wordml/symex" xmlns:sl="http://schemas.openxmlformats.org/schemaLibrary/2006/main" mc:Ignorable="w14 w15 w16se">
   <w:view w:val="normal"/>
   <w:defaultTabStop w:val="708"/>
   <w:hyphenationZone w:val="425"/>
@@ -2237,7 +2249,6 @@
     <w:compatSetting w:name="overrideTableStyleFontSizeAndJustification" w:uri="http://schemas.microsoft.com/office/word" w:val="1"/>
     <w:compatSetting w:name="enableOpenTypeFeatures" w:uri="http://schemas.microsoft.com/office/word" w:val="1"/>
     <w:compatSetting w:name="doNotFlipMirrorIndents" w:uri="http://schemas.microsoft.com/office/word" w:val="1"/>
-    <w:compatSetting w:name="useWord2013TrackBottomHyphenation" w:uri="http://schemas.microsoft.com/office/word" w:val="1"/>
   </w:compat>
   <w:rsids>
     <w:rsidRoot w:val="001F45FF"/>
@@ -2266,6 +2277,7 @@
     <w:rsid w:val="0094721A"/>
     <w:rsid w:val="0098797E"/>
     <w:rsid w:val="009D1DB0"/>
+    <w:rsid w:val="009F0274"/>
     <w:rsid w:val="00A54F2E"/>
     <w:rsid w:val="00AB7B05"/>
     <w:rsid w:val="00C4055D"/>
@@ -2306,14 +2318,14 @@
   <w:themeFontLang w:val="es-CO" w:eastAsia="ja-JP"/>
   <w:clrSchemeMapping w:bg1="light1" w:t1="dark1" w:bg2="light2" w:t2="dark2" w:accent1="accent1" w:accent2="accent2" w:accent3="accent3" w:accent4="accent4" w:accent5="accent5" w:accent6="accent6" w:hyperlink="hyperlink" w:followedHyperlink="followedHyperlink"/>
   <w:doNotAutoCompressPictures/>
-  <w:decimalSymbol w:val=","/>
-  <w:listSeparator w:val=";"/>
+  <w:decimalSymbol w:val="."/>
+  <w:listSeparator w:val=","/>
   <w14:defaultImageDpi w14:val="300"/>
 </w:settings>
 </file>
 
 <file path=word/glossary/styles.xml><?xml version="1.0" encoding="utf-8"?>
-<w:styles xmlns:mc="http://schemas.openxmlformats.org/markup-compatibility/2006" xmlns:r="http://schemas.openxmlformats.org/officeDocument/2006/relationships" xmlns:w="http://schemas.openxmlformats.org/wordprocessingml/2006/main" xmlns:w14="http://schemas.microsoft.com/office/word/2010/wordml" xmlns:w15="http://schemas.microsoft.com/office/word/2012/wordml" xmlns:w16cex="http://schemas.microsoft.com/office/word/2018/wordml/cex" xmlns:w16cid="http://schemas.microsoft.com/office/word/2016/wordml/cid" xmlns:w16="http://schemas.microsoft.com/office/word/2018/wordml" xmlns:w16sdtdh="http://schemas.microsoft.com/office/word/2020/wordml/sdtdatahash" xmlns:w16se="http://schemas.microsoft.com/office/word/2015/wordml/symex" mc:Ignorable="w14 w15 w16se w16cid w16 w16cex w16sdtdh">
+<w:styles xmlns:mc="http://schemas.openxmlformats.org/markup-compatibility/2006" xmlns:r="http://schemas.openxmlformats.org/officeDocument/2006/relationships" xmlns:w="http://schemas.openxmlformats.org/wordprocessingml/2006/main" xmlns:w14="http://schemas.microsoft.com/office/word/2010/wordml" xmlns:w15="http://schemas.microsoft.com/office/word/2012/wordml" xmlns:w16se="http://schemas.microsoft.com/office/word/2015/wordml/symex" mc:Ignorable="w14 w15 w16se">
   <w:docDefaults>
     <w:rPrDefault>
       <w:rPr>
@@ -2325,7 +2337,7 @@
     </w:rPrDefault>
     <w:pPrDefault/>
   </w:docDefaults>
-  <w:latentStyles w:defLockedState="0" w:defUIPriority="99" w:defSemiHidden="0" w:defUnhideWhenUsed="0" w:defQFormat="0" w:count="376">
+  <w:latentStyles w:defLockedState="0" w:defUIPriority="99" w:defSemiHidden="0" w:defUnhideWhenUsed="0" w:defQFormat="0" w:count="371">
     <w:lsdException w:name="Normal" w:uiPriority="0" w:qFormat="1"/>
     <w:lsdException w:name="heading 1" w:uiPriority="9" w:qFormat="1"/>
     <w:lsdException w:name="heading 2" w:semiHidden="1" w:uiPriority="9" w:unhideWhenUsed="1" w:qFormat="1"/>
@@ -2697,11 +2709,6 @@
     <w:lsdException w:name="List Table 5 Dark Accent 6" w:uiPriority="50"/>
     <w:lsdException w:name="List Table 6 Colorful Accent 6" w:uiPriority="51"/>
     <w:lsdException w:name="List Table 7 Colorful Accent 6" w:uiPriority="52"/>
-    <w:lsdException w:name="Mention" w:semiHidden="1" w:unhideWhenUsed="1"/>
-    <w:lsdException w:name="Smart Hyperlink" w:semiHidden="1" w:unhideWhenUsed="1"/>
-    <w:lsdException w:name="Hashtag" w:semiHidden="1" w:unhideWhenUsed="1"/>
-    <w:lsdException w:name="Unresolved Mention" w:semiHidden="1" w:unhideWhenUsed="1"/>
-    <w:lsdException w:name="Smart Link" w:semiHidden="1" w:unhideWhenUsed="1"/>
   </w:latentStyles>
   <w:style w:type="paragraph" w:default="1" w:styleId="Normal">
     <w:name w:val="Normal"/>
@@ -2750,7 +2757,7 @@
 </file>
 
 <file path=word/glossary/webSettings.xml><?xml version="1.0" encoding="utf-8"?>
-<w:webSettings xmlns:mc="http://schemas.openxmlformats.org/markup-compatibility/2006" xmlns:r="http://schemas.openxmlformats.org/officeDocument/2006/relationships" xmlns:w="http://schemas.openxmlformats.org/wordprocessingml/2006/main" xmlns:w14="http://schemas.microsoft.com/office/word/2010/wordml" xmlns:w15="http://schemas.microsoft.com/office/word/2012/wordml" xmlns:w16cex="http://schemas.microsoft.com/office/word/2018/wordml/cex" xmlns:w16cid="http://schemas.microsoft.com/office/word/2016/wordml/cid" xmlns:w16="http://schemas.microsoft.com/office/word/2018/wordml" xmlns:w16sdtdh="http://schemas.microsoft.com/office/word/2020/wordml/sdtdatahash" xmlns:w16se="http://schemas.microsoft.com/office/word/2015/wordml/symex" mc:Ignorable="w14 w15 w16se w16cid w16 w16cex w16sdtdh">
+<w:webSettings xmlns:mc="http://schemas.openxmlformats.org/markup-compatibility/2006" xmlns:r="http://schemas.openxmlformats.org/officeDocument/2006/relationships" xmlns:w="http://schemas.openxmlformats.org/wordprocessingml/2006/main" xmlns:w14="http://schemas.microsoft.com/office/word/2010/wordml" xmlns:w15="http://schemas.microsoft.com/office/word/2012/wordml" xmlns:w16se="http://schemas.microsoft.com/office/word/2015/wordml/symex" mc:Ignorable="w14 w15 w16se">
   <w:allowPNG/>
 </w:webSettings>
 </file>
@@ -3076,14 +3083,12 @@
 </file>
 
 <file path=customXml/item1.xml><?xml version="1.0" encoding="utf-8"?>
-<p:properties xmlns:p="http://schemas.microsoft.com/office/2006/metadata/properties" xmlns:xsi="http://www.w3.org/2001/XMLSchema-instance" xmlns:pc="http://schemas.microsoft.com/office/infopath/2007/PartnerControls">
-  <documentManagement>
-    <TaxCatchAll xmlns="13c90a0b-73bc-4dc0-be5f-28d77b615beb" xsi:nil="true"/>
-    <lcf76f155ced4ddcb4097134ff3c332f xmlns="13c93bba-48ce-428c-bfe5-88b42c19b028">
-      <Terms xmlns="http://schemas.microsoft.com/office/infopath/2007/PartnerControls"/>
-    </lcf76f155ced4ddcb4097134ff3c332f>
-  </documentManagement>
-</p:properties>
+<?mso-contentType ?>
+<FormTemplates xmlns="http://schemas.microsoft.com/sharepoint/v3/contenttype/forms">
+  <Display>DocumentLibraryForm</Display>
+  <Edit>DocumentLibraryForm</Edit>
+  <New>DocumentLibraryForm</New>
+</FormTemplates>
 </file>
 
 <file path=customXml/item2.xml><?xml version="1.0" encoding="utf-8"?>
@@ -3322,45 +3327,62 @@
 </file>
 
 <file path=customXml/item3.xml><?xml version="1.0" encoding="utf-8"?>
+<p:properties xmlns:p="http://schemas.microsoft.com/office/2006/metadata/properties" xmlns:xsi="http://www.w3.org/2001/XMLSchema-instance" xmlns:pc="http://schemas.microsoft.com/office/infopath/2007/PartnerControls">
+  <documentManagement>
+    <TaxCatchAll xmlns="13c90a0b-73bc-4dc0-be5f-28d77b615beb" xsi:nil="true"/>
+    <lcf76f155ced4ddcb4097134ff3c332f xmlns="13c93bba-48ce-428c-bfe5-88b42c19b028">
+      <Terms xmlns="http://schemas.microsoft.com/office/infopath/2007/PartnerControls"/>
+    </lcf76f155ced4ddcb4097134ff3c332f>
+  </documentManagement>
+</p:properties>
+</file>
+
+<file path=customXml/item4.xml><?xml version="1.0" encoding="utf-8"?>
 <b:Sources xmlns:b="http://schemas.openxmlformats.org/officeDocument/2006/bibliography" xmlns="http://schemas.openxmlformats.org/officeDocument/2006/bibliography" SelectedStyle="/APA.XSL" StyleName="APA"/>
 </file>
 
-<file path=customXml/item4.xml><?xml version="1.0" encoding="utf-8"?>
-<?mso-contentType ?>
-<FormTemplates xmlns="http://schemas.microsoft.com/sharepoint/v3/contenttype/forms">
-  <Display>DocumentLibraryForm</Display>
-  <Edit>DocumentLibraryForm</Edit>
-  <New>DocumentLibraryForm</New>
-</FormTemplates>
-</file>
-
 <file path=customXml/itemProps1.xml><?xml version="1.0" encoding="utf-8"?>
-<ds:datastoreItem xmlns:ds="http://schemas.openxmlformats.org/officeDocument/2006/customXml" ds:itemID="{50C4AD73-8AB6-4ABC-8F4B-F5D79E523CC0}">
+<ds:datastoreItem xmlns:ds="http://schemas.openxmlformats.org/officeDocument/2006/customXml" ds:itemID="{6464126D-6B0D-44FD-A7DA-272F766DC137}">
   <ds:schemaRefs>
-    <ds:schemaRef ds:uri="http://schemas.microsoft.com/office/2006/metadata/properties"/>
-    <ds:schemaRef ds:uri="http://schemas.microsoft.com/office/infopath/2007/PartnerControls"/>
-    <ds:schemaRef ds:uri="2c0ff4f8-6664-4eb8-8bb0-965f2536cb1b"/>
-    <ds:schemaRef ds:uri="2b6b437a-5846-4934-ac66-7de06297595b"/>
+    <ds:schemaRef ds:uri="http://schemas.microsoft.com/sharepoint/v3/contenttype/forms"/>
   </ds:schemaRefs>
 </ds:datastoreItem>
 </file>
 
 <file path=customXml/itemProps2.xml><?xml version="1.0" encoding="utf-8"?>
-<ds:datastoreItem xmlns:ds="http://schemas.openxmlformats.org/officeDocument/2006/customXml" ds:itemID="{5C1F8833-78AE-4063-B089-13FF903214F6}"/>
+<ds:datastoreItem xmlns:ds="http://schemas.openxmlformats.org/officeDocument/2006/customXml" ds:itemID="{5C1F8833-78AE-4063-B089-13FF903214F6}">
+  <ds:schemaRefs>
+    <ds:schemaRef ds:uri="http://schemas.microsoft.com/office/2006/metadata/contentType"/>
+    <ds:schemaRef ds:uri="http://schemas.microsoft.com/office/2006/metadata/properties/metaAttributes"/>
+    <ds:schemaRef ds:uri="http://www.w3.org/2001/XMLSchema"/>
+    <ds:schemaRef ds:uri="http://schemas.microsoft.com/office/2006/metadata/properties"/>
+    <ds:schemaRef ds:uri="13c90a0b-73bc-4dc0-be5f-28d77b615beb"/>
+    <ds:schemaRef ds:uri="13c93bba-48ce-428c-bfe5-88b42c19b028"/>
+    <ds:schemaRef ds:uri="http://schemas.microsoft.com/office/2006/documentManagement/types"/>
+    <ds:schemaRef ds:uri="http://schemas.microsoft.com/office/infopath/2007/PartnerControls"/>
+    <ds:schemaRef ds:uri="http://schemas.openxmlformats.org/package/2006/metadata/core-properties"/>
+    <ds:schemaRef ds:uri="http://purl.org/dc/elements/1.1/"/>
+    <ds:schemaRef ds:uri="http://purl.org/dc/terms/"/>
+    <ds:schemaRef ds:uri="http://schemas.microsoft.com/internal/obd"/>
+  </ds:schemaRefs>
+</ds:datastoreItem>
 </file>
 
 <file path=customXml/itemProps3.xml><?xml version="1.0" encoding="utf-8"?>
-<ds:datastoreItem xmlns:ds="http://schemas.openxmlformats.org/officeDocument/2006/customXml" ds:itemID="{D24133C6-A107-4520-83C4-E96AA60D4DF2}">
+<ds:datastoreItem xmlns:ds="http://schemas.openxmlformats.org/officeDocument/2006/customXml" ds:itemID="{50C4AD73-8AB6-4ABC-8F4B-F5D79E523CC0}">
   <ds:schemaRefs>
-    <ds:schemaRef ds:uri="http://schemas.openxmlformats.org/officeDocument/2006/bibliography"/>
+    <ds:schemaRef ds:uri="http://schemas.microsoft.com/office/2006/metadata/properties"/>
+    <ds:schemaRef ds:uri="http://schemas.microsoft.com/office/infopath/2007/PartnerControls"/>
+    <ds:schemaRef ds:uri="13c90a0b-73bc-4dc0-be5f-28d77b615beb"/>
+    <ds:schemaRef ds:uri="13c93bba-48ce-428c-bfe5-88b42c19b028"/>
   </ds:schemaRefs>
 </ds:datastoreItem>
 </file>
 
 <file path=customXml/itemProps4.xml><?xml version="1.0" encoding="utf-8"?>
-<ds:datastoreItem xmlns:ds="http://schemas.openxmlformats.org/officeDocument/2006/customXml" ds:itemID="{6464126D-6B0D-44FD-A7DA-272F766DC137}">
+<ds:datastoreItem xmlns:ds="http://schemas.openxmlformats.org/officeDocument/2006/customXml" ds:itemID="{1C644929-5633-4ACD-84DE-215520AE106F}">
   <ds:schemaRefs>
-    <ds:schemaRef ds:uri="http://schemas.microsoft.com/sharepoint/v3/contenttype/forms"/>
+    <ds:schemaRef ds:uri="http://schemas.openxmlformats.org/officeDocument/2006/bibliography"/>
   </ds:schemaRefs>
 </ds:datastoreItem>
 </file>